--- a/Corte 1/Primer parcial practico/prueba_corte1/prueba_corte1/Cuadernillo_Estudiante_Prueba_Corte1.docx
+++ b/Corte 1/Primer parcial practico/prueba_corte1/prueba_corte1/Cuadernillo_Estudiante_Prueba_Corte1.docx
@@ -116,12 +116,6 @@
         <w:gridCol w:w="2600"/>
       </w:tblGrid>
       <w:tr>
-        <w:tblPrEx>
-          <w:tblCellMar>
-            <w:top w:w="0" w:type="dxa"/>
-            <w:bottom w:w="0" w:type="dxa"/>
-          </w:tblCellMar>
-        </w:tblPrEx>
         <w:tc>
           <w:tcPr>
             <w:tcW w:w="2100" w:type="dxa"/>
@@ -221,13 +215,7 @@
         <w:rPr>
           <w:color w:val="000000"/>
         </w:rPr>
-        <w:t>Este cuadernillo contiene todo lo que usted necesita durante el turno: la mecánica de la prueba, las instrucciones detalladas de cada uno de los cinco tickets, y su hoja de ruta. Consérvelo: es el documento que se entrega en la mesa de despacho al cerrar e</w:t>
-      </w:r>
-      <w:r>
-        <w:rPr>
-          <w:color w:val="000000"/>
-        </w:rPr>
-        <w:t>l turno.</w:t>
+        <w:t>Este cuadernillo contiene todo lo que usted necesita durante el turno: la mecánica de la prueba, las instrucciones detalladas de cada uno de los cinco tickets, y su hoja de ruta. Consérvelo: es el documento que se entrega en la mesa de despacho al cerrar el turno.</w:t>
       </w:r>
     </w:p>
     <w:p>
@@ -256,13 +244,7 @@
         <w:rPr>
           <w:color w:val="000000"/>
         </w:rPr>
-        <w:t>Usted acaba de recibir el turno de guardia. Hay cinco tickets abiertos, ordenados de menor a mayor severidad: desde un P4, que es una revisión de código de rutina, hasta un P0, que significa producción caída y gente esperand</w:t>
-      </w:r>
-      <w:r>
-        <w:rPr>
-          <w:color w:val="000000"/>
-        </w:rPr>
-        <w:t>o. Su trabajo es cerrar los que pueda en 100 minutos.</w:t>
+        <w:t>Usted acaba de recibir el turno de guardia. Hay cinco tickets abiertos, ordenados de menor a mayor severidad: desde un P4, que es una revisión de código de rutina, hasta un P0, que significa producción caída y gente esperando. Su trabajo es cerrar los que pueda en 100 minutos.</w:t>
       </w:r>
     </w:p>
     <w:p>
@@ -329,14 +311,7 @@
           <w:sz w:val="19"/>
           <w:szCs w:val="19"/>
         </w:rPr>
-        <w:t xml:space="preserve"> en la</w:t>
-      </w:r>
-      <w:r>
-        <w:rPr>
-          <w:sz w:val="19"/>
-          <w:szCs w:val="19"/>
-        </w:rPr>
-        <w:t xml:space="preserve"> ficha del ticket.</w:t>
+        <w:t xml:space="preserve"> en la ficha del ticket.</w:t>
       </w:r>
     </w:p>
     <w:p>
@@ -431,14 +406,7 @@
           <w:sz w:val="19"/>
           <w:szCs w:val="19"/>
         </w:rPr>
-        <w:t xml:space="preserve"> está escrito en ningún archivo: se calcula a partir de los resultados correctos. No se puede adivinar, ni leer del arch</w:t>
-      </w:r>
-      <w:r>
-        <w:rPr>
-          <w:sz w:val="19"/>
-          <w:szCs w:val="19"/>
-        </w:rPr>
-        <w:t>ivo de pruebas, ni copiar del compañero, porque un resultado equivocado produce un código distinto.</w:t>
+        <w:t xml:space="preserve"> está escrito en ningún archivo: se calcula a partir de los resultados correctos. No se puede adivinar, ni leer del archivo de pruebas, ni copiar del compañero, porque un resultado equivocado produce un código distinto.</w:t>
       </w:r>
     </w:p>
     <w:p>
@@ -502,15 +470,7 @@
           <w:sz w:val="15"/>
           <w:szCs w:val="15"/>
         </w:rPr>
-        <w:t>$ python3 pruebas_</w:t>
-      </w:r>
-      <w:r>
-        <w:rPr>
-          <w:rFonts w:ascii="Consolas" w:eastAsia="Consolas" w:hAnsi="Consolas" w:cs="Consolas"/>
-          <w:sz w:val="15"/>
-          <w:szCs w:val="15"/>
-        </w:rPr>
-        <w:t>ejemplo.py</w:t>
+        <w:t>$ python3 pruebas_ejemplo.py</w:t>
       </w:r>
     </w:p>
     <w:p>
@@ -885,15 +845,7 @@
           <w:sz w:val="15"/>
           <w:szCs w:val="15"/>
         </w:rPr>
-        <w:t xml:space="preserve"> de </w:t>
-      </w:r>
-      <w:r>
-        <w:rPr>
-          <w:rFonts w:ascii="Consolas" w:eastAsia="Consolas" w:hAnsi="Consolas" w:cs="Consolas"/>
-          <w:sz w:val="15"/>
-          <w:szCs w:val="15"/>
-        </w:rPr>
-        <w:t>cierre: 0000-DEMO</w:t>
+        <w:t xml:space="preserve"> de cierre: 0000-DEMO</w:t>
       </w:r>
     </w:p>
     <w:p>
@@ -1068,12 +1020,6 @@
         <w:gridCol w:w="6000"/>
       </w:tblGrid>
       <w:tr>
-        <w:tblPrEx>
-          <w:tblCellMar>
-            <w:top w:w="0" w:type="dxa"/>
-            <w:bottom w:w="0" w:type="dxa"/>
-          </w:tblCellMar>
-        </w:tblPrEx>
         <w:trPr>
           <w:tblHeader/>
         </w:trPr>
@@ -1163,12 +1109,6 @@
         </w:tc>
       </w:tr>
       <w:tr>
-        <w:tblPrEx>
-          <w:tblCellMar>
-            <w:top w:w="0" w:type="dxa"/>
-            <w:bottom w:w="0" w:type="dxa"/>
-          </w:tblCellMar>
-        </w:tblPrEx>
         <w:tc>
           <w:tcPr>
             <w:tcW w:w="1300" w:type="dxa"/>
@@ -1237,12 +1177,6 @@
         </w:tc>
       </w:tr>
       <w:tr>
-        <w:tblPrEx>
-          <w:tblCellMar>
-            <w:top w:w="0" w:type="dxa"/>
-            <w:bottom w:w="0" w:type="dxa"/>
-          </w:tblCellMar>
-        </w:tblPrEx>
         <w:tc>
           <w:tcPr>
             <w:tcW w:w="1300" w:type="dxa"/>
@@ -1314,12 +1248,6 @@
         </w:tc>
       </w:tr>
       <w:tr>
-        <w:tblPrEx>
-          <w:tblCellMar>
-            <w:top w:w="0" w:type="dxa"/>
-            <w:bottom w:w="0" w:type="dxa"/>
-          </w:tblCellMar>
-        </w:tblPrEx>
         <w:tc>
           <w:tcPr>
             <w:tcW w:w="1300" w:type="dxa"/>
@@ -1478,12 +1406,6 @@
         </w:tc>
       </w:tr>
       <w:tr>
-        <w:tblPrEx>
-          <w:tblCellMar>
-            <w:top w:w="0" w:type="dxa"/>
-            <w:bottom w:w="0" w:type="dxa"/>
-          </w:tblCellMar>
-        </w:tblPrEx>
         <w:tc>
           <w:tcPr>
             <w:tcW w:w="1300" w:type="dxa"/>
@@ -1591,12 +1513,6 @@
         </w:tc>
       </w:tr>
       <w:tr>
-        <w:tblPrEx>
-          <w:tblCellMar>
-            <w:top w:w="0" w:type="dxa"/>
-            <w:bottom w:w="0" w:type="dxa"/>
-          </w:tblCellMar>
-        </w:tblPrEx>
         <w:tc>
           <w:tcPr>
             <w:tcW w:w="1300" w:type="dxa"/>
@@ -1725,17 +1641,7 @@
           <w:szCs w:val="27"/>
         </w:rPr>
         <w:lastRenderedPageBreak/>
-        <w:t>Su nota</w:t>
-      </w:r>
-      <w:r>
-        <w:rPr>
-          <w:b/>
-          <w:bCs/>
-          <w:color w:val="1F3864"/>
-          <w:sz w:val="27"/>
-          <w:szCs w:val="27"/>
-        </w:rPr>
-        <w:t xml:space="preserve"> y cuándo puede salir</w:t>
+        <w:t>Su nota y cuándo puede salir</w:t>
       </w:r>
     </w:p>
     <w:p>
@@ -1759,15 +1665,7 @@
           <w:bCs/>
           <w:color w:val="000000"/>
         </w:rPr>
-        <w:t xml:space="preserve">Puede cerrar su turno y salir cuando quiera. No tiene que esperar a </w:t>
-      </w:r>
-      <w:r>
-        <w:rPr>
-          <w:b/>
-          <w:bCs/>
-          <w:color w:val="000000"/>
-        </w:rPr>
-        <w:t>nadie ni quedarse los 100 minutos.</w:t>
+        <w:t>Puede cerrar su turno y salir cuando quiera. No tiene que esperar a nadie ni quedarse los 100 minutos.</w:t>
       </w:r>
     </w:p>
     <w:tbl>
@@ -1795,12 +1693,6 @@
         <w:gridCol w:w="3000"/>
       </w:tblGrid>
       <w:tr>
-        <w:tblPrEx>
-          <w:tblCellMar>
-            <w:top w:w="0" w:type="dxa"/>
-            <w:bottom w:w="0" w:type="dxa"/>
-          </w:tblCellMar>
-        </w:tblPrEx>
         <w:trPr>
           <w:tblHeader/>
         </w:trPr>
@@ -1948,12 +1840,6 @@
         </w:tc>
       </w:tr>
       <w:tr>
-        <w:tblPrEx>
-          <w:tblCellMar>
-            <w:top w:w="0" w:type="dxa"/>
-            <w:bottom w:w="0" w:type="dxa"/>
-          </w:tblCellMar>
-        </w:tblPrEx>
         <w:tc>
           <w:tcPr>
             <w:tcW w:w="1400" w:type="dxa"/>
@@ -2048,12 +1934,6 @@
         </w:tc>
       </w:tr>
       <w:tr>
-        <w:tblPrEx>
-          <w:tblCellMar>
-            <w:top w:w="0" w:type="dxa"/>
-            <w:bottom w:w="0" w:type="dxa"/>
-          </w:tblCellMar>
-        </w:tblPrEx>
         <w:tc>
           <w:tcPr>
             <w:tcW w:w="1400" w:type="dxa"/>
@@ -2166,12 +2046,6 @@
         </w:tc>
       </w:tr>
       <w:tr>
-        <w:tblPrEx>
-          <w:tblCellMar>
-            <w:top w:w="0" w:type="dxa"/>
-            <w:bottom w:w="0" w:type="dxa"/>
-          </w:tblCellMar>
-        </w:tblPrEx>
         <w:tc>
           <w:tcPr>
             <w:tcW w:w="1400" w:type="dxa"/>
@@ -2249,7 +2123,16 @@
             </w:tcMar>
             <w:vAlign w:val="center"/>
           </w:tcPr>
-          <w:p/>
+          <w:p>
+            <w:proofErr w:type="gramStart"/>
+            <w:r>
+              <w:t>TC(</w:t>
+            </w:r>
+            <w:proofErr w:type="gramEnd"/>
+            <w:r>
+              <w:t>9:10) 1.0</w:t>
+            </w:r>
+          </w:p>
         </w:tc>
         <w:tc>
           <w:tcPr>
@@ -2262,16 +2145,14 @@
             </w:tcMar>
             <w:vAlign w:val="center"/>
           </w:tcPr>
-          <w:p/>
+          <w:p>
+            <w:r>
+              <w:t>Aprueba</w:t>
+            </w:r>
+          </w:p>
         </w:tc>
       </w:tr>
       <w:tr>
-        <w:tblPrEx>
-          <w:tblCellMar>
-            <w:top w:w="0" w:type="dxa"/>
-            <w:bottom w:w="0" w:type="dxa"/>
-          </w:tblCellMar>
-        </w:tblPrEx>
         <w:tc>
           <w:tcPr>
             <w:tcW w:w="1400" w:type="dxa"/>
@@ -2371,12 +2252,6 @@
         </w:tc>
       </w:tr>
       <w:tr>
-        <w:tblPrEx>
-          <w:tblCellMar>
-            <w:top w:w="0" w:type="dxa"/>
-            <w:bottom w:w="0" w:type="dxa"/>
-          </w:tblCellMar>
-        </w:tblPrEx>
         <w:tc>
           <w:tcPr>
             <w:tcW w:w="1400" w:type="dxa"/>
@@ -2566,17 +2441,7 @@
           <w:sz w:val="21"/>
           <w:szCs w:val="21"/>
         </w:rPr>
-        <w:t>La mesa de d</w:t>
-      </w:r>
-      <w:r>
-        <w:rPr>
-          <w:b/>
-          <w:bCs/>
-          <w:color w:val="B08A2E"/>
-          <w:sz w:val="21"/>
-          <w:szCs w:val="21"/>
-        </w:rPr>
-        <w:t>espacho</w:t>
+        <w:t>La mesa de despacho</w:t>
       </w:r>
     </w:p>
     <w:p>
@@ -2640,15 +2505,7 @@
           <w:iCs/>
           <w:color w:val="000000"/>
         </w:rPr>
-        <w:t>Al s</w:t>
-      </w:r>
-      <w:r>
-        <w:rPr>
-          <w:i/>
-          <w:iCs/>
-          <w:color w:val="000000"/>
-        </w:rPr>
-        <w:t>alir, no comente los tickets en el pasillo hasta que termine la hora.</w:t>
+        <w:t>Al salir, no comente los tickets en el pasillo hasta que termine la hora.</w:t>
       </w:r>
     </w:p>
     <w:p>
@@ -2888,17 +2745,7 @@
           <w:sz w:val="21"/>
           <w:szCs w:val="21"/>
         </w:rPr>
-        <w:t>Qué debe ha</w:t>
-      </w:r>
-      <w:r>
-        <w:rPr>
-          <w:b/>
-          <w:bCs/>
-          <w:color w:val="B08A2E"/>
-          <w:sz w:val="21"/>
-          <w:szCs w:val="21"/>
-        </w:rPr>
-        <w:t>cer</w:t>
+        <w:t>Qué debe hacer</w:t>
       </w:r>
     </w:p>
     <w:p>
@@ -2922,15 +2769,7 @@
           <w:iCs/>
           <w:color w:val="000000"/>
         </w:rPr>
-        <w:t>Este ticket se resuelve sin computador y se responde en este mismo cuadernillo. Se califica después de la prueba, así que no ha</w:t>
-      </w:r>
-      <w:r>
-        <w:rPr>
-          <w:i/>
-          <w:iCs/>
-          <w:color w:val="000000"/>
-        </w:rPr>
-        <w:t>y código de cierre.</w:t>
+        <w:t>Este ticket se resuelve sin computador y se responde en este mismo cuadernillo. Se califica después de la prueba, así que no hay código de cierre.</w:t>
       </w:r>
     </w:p>
     <w:p>
@@ -4133,15 +3972,7 @@
           <w:sz w:val="15"/>
           <w:szCs w:val="15"/>
         </w:rPr>
-        <w:t>p</w:t>
-      </w:r>
-      <w:r>
-        <w:rPr>
-          <w:rFonts w:ascii="Consolas" w:eastAsia="Consolas" w:hAnsi="Consolas" w:cs="Consolas"/>
-          <w:sz w:val="15"/>
-          <w:szCs w:val="15"/>
-        </w:rPr>
-        <w:t>ublic</w:t>
+        <w:t>public</w:t>
       </w:r>
       <w:proofErr w:type="spellEnd"/>
       <w:r>
@@ -4473,16 +4304,7 @@
           <w:sz w:val="19"/>
           <w:szCs w:val="19"/>
         </w:rPr>
-        <w:t>«El informe de totales por punto de acopio sale bien, pero el de totales por día está mal: nos da los mismos números que el de pun</w:t>
-      </w:r>
-      <w:r>
-        <w:rPr>
-          <w:i/>
-          <w:iCs/>
-          <w:sz w:val="19"/>
-          <w:szCs w:val="19"/>
-        </w:rPr>
-        <w:t>tos.»</w:t>
+        <w:t>«El informe de totales por punto de acopio sale bien, pero el de totales por día está mal: nos da los mismos números que el de puntos.»</w:t>
       </w:r>
     </w:p>
     <w:p>
@@ -4526,13 +4348,7 @@
         <w:rPr>
           <w:color w:val="000000"/>
         </w:rPr>
-        <w:t>El archivo ocupacion.py contiene una matriz donde las filas son puntos</w:t>
-      </w:r>
-      <w:r>
-        <w:rPr>
-          <w:color w:val="000000"/>
-        </w:rPr>
-        <w:t xml:space="preserve"> de acopio y las columnas son días de la semana. Cada celda es lo recogido ese día en ese punto. La matriz y el archivo de pruebas no se modifican.</w:t>
+        <w:t>El archivo ocupacion.py contiene una matriz donde las filas son puntos de acopio y las columnas son días de la semana. Cada celda es lo recogido ese día en ese punto. La matriz y el archivo de pruebas no se modifican.</w:t>
       </w:r>
     </w:p>
     <w:p>
@@ -4593,14 +4409,7 @@
           <w:sz w:val="19"/>
           <w:szCs w:val="19"/>
         </w:rPr>
-        <w:t>Debe devolver una lista con el total de cada COLUMNA (cada día). A</w:t>
-      </w:r>
-      <w:r>
-        <w:rPr>
-          <w:sz w:val="19"/>
-          <w:szCs w:val="19"/>
-        </w:rPr>
-        <w:t>ctualmente devuelve los totales por fila. Revise cuál de los dos ciclos va por fuera.</w:t>
+        <w:t>Debe devolver una lista con el total de cada COLUMNA (cada día). Actualmente devuelve los totales por fila. Revise cuál de los dos ciclos va por fuera.</w:t>
       </w:r>
     </w:p>
     <w:p>
@@ -4856,14 +4665,7 @@
           <w:sz w:val="19"/>
           <w:szCs w:val="19"/>
         </w:rPr>
-        <w:t>Dev</w:t>
-      </w:r>
-      <w:r>
-        <w:rPr>
-          <w:sz w:val="19"/>
-          <w:szCs w:val="19"/>
-        </w:rPr>
-        <w:t xml:space="preserve">olver el valor mínimo en vez del índice, en </w:t>
+        <w:t xml:space="preserve">Devolver el valor mínimo en vez del índice, en </w:t>
       </w:r>
       <w:proofErr w:type="spellStart"/>
       <w:r>
@@ -4958,15 +4760,7 @@
           <w:bCs/>
           <w:color w:val="000000"/>
         </w:rPr>
-        <w:t>Código de cierre obtenido:  __________</w:t>
-      </w:r>
-      <w:r>
-        <w:rPr>
-          <w:b/>
-          <w:bCs/>
-          <w:color w:val="000000"/>
-        </w:rPr>
-        <w:t>____________________</w:t>
+        <w:t>Código de cierre obtenido:  ______________________________</w:t>
       </w:r>
     </w:p>
     <w:p>
@@ -5156,14 +4950,7 @@
           <w:sz w:val="19"/>
           <w:szCs w:val="19"/>
         </w:rPr>
-        <w:t xml:space="preserve"> ticket tiene un defecto de </w:t>
-      </w:r>
-      <w:r>
-        <w:rPr>
-          <w:sz w:val="19"/>
-          <w:szCs w:val="19"/>
-        </w:rPr>
-        <w:t xml:space="preserve">lógica y un defecto de memoria. Resuelva primero el de lógica: es el que destraba el código de cierre. El de memoria se verifica aparte, con el </w:t>
+        <w:t xml:space="preserve"> ticket tiene un defecto de lógica y un defecto de memoria. Resuelva primero el de lógica: es el que destraba el código de cierre. El de memoria se verifica aparte, con el </w:t>
       </w:r>
       <w:proofErr w:type="spellStart"/>
       <w:r>
@@ -5220,14 +5007,7 @@
           <w:sz w:val="19"/>
           <w:szCs w:val="19"/>
         </w:rPr>
-        <w:t xml:space="preserve">El método registrar tiene una condición que deja fuera </w:t>
-      </w:r>
-      <w:r>
-        <w:rPr>
-          <w:sz w:val="19"/>
-          <w:szCs w:val="19"/>
-        </w:rPr>
-        <w:t>una posición del historial. Por eso EQ-03 suma 7 en vez de 8, y el total da 24 en vez de 25.</w:t>
+        <w:t>El método registrar tiene una condición que deja fuera una posición del historial. Por eso EQ-03 suma 7 en vez de 8, y el total da 24 en vez de 25.</w:t>
       </w:r>
     </w:p>
     <w:p>
@@ -5253,14 +5033,7 @@
           <w:sz w:val="19"/>
           <w:szCs w:val="19"/>
         </w:rPr>
-        <w:t>Hay tres puntos donde se reserva memoria y nunca se libera: el historial de cada Equipo, el arreglo de totales, y el arreglo de punter</w:t>
-      </w:r>
-      <w:r>
-        <w:rPr>
-          <w:sz w:val="19"/>
-          <w:szCs w:val="19"/>
-        </w:rPr>
-        <w:t>os a Equipo con los objetos que contiene. Busque los comentarios que dicen FALTA ALGO AQUI y FALTAN LIBERACIONES AQUI.</w:t>
+        <w:t>Hay tres puntos donde se reserva memoria y nunca se libera: el historial de cada Equipo, el arreglo de totales, y el arreglo de punteros a Equipo con los objetos que contiene. Busque los comentarios que dicen FALTA ALGO AQUI y FALTAN LIBERACIONES AQUI.</w:t>
       </w:r>
     </w:p>
     <w:p>
@@ -5341,14 +5114,7 @@
           <w:sz w:val="19"/>
           <w:szCs w:val="19"/>
         </w:rPr>
-        <w:t>, la ejecución N</w:t>
-      </w:r>
-      <w:r>
-        <w:rPr>
-          <w:sz w:val="19"/>
-          <w:szCs w:val="19"/>
-        </w:rPr>
-        <w:t xml:space="preserve">O produce ningún bloque que diga ERROR: </w:t>
+        <w:t xml:space="preserve">, la ejecución NO produce ningún bloque que diga ERROR: </w:t>
       </w:r>
       <w:proofErr w:type="spellStart"/>
       <w:r>
@@ -5868,17 +5634,7 @@
           <w:sz w:val="19"/>
           <w:szCs w:val="19"/>
         </w:rPr>
-        <w:t>El detector le indica la línea exacta donde s</w:t>
-      </w:r>
-      <w:r>
-        <w:rPr>
-          <w:i/>
-          <w:iCs/>
-          <w:color w:val="000000"/>
-          <w:sz w:val="19"/>
-          <w:szCs w:val="19"/>
-        </w:rPr>
-        <w:t>e pidió la memoria que no se liberó. Úselo: es la forma más rápida de encontrarlas.</w:t>
+        <w:t>El detector le indica la línea exacta donde se pidió la memoria que no se liberó. Úselo: es la forma más rápida de encontrarlas.</w:t>
       </w:r>
     </w:p>
     <w:p>
@@ -5968,14 +5724,7 @@
           <w:sz w:val="19"/>
           <w:szCs w:val="19"/>
         </w:rPr>
-        <w:t>Liberar el arreglo de punteros antes de liberar los objetos que contiene:</w:t>
-      </w:r>
-      <w:r>
-        <w:rPr>
-          <w:sz w:val="19"/>
-          <w:szCs w:val="19"/>
-        </w:rPr>
-        <w:t xml:space="preserve"> se pierden las direcciones y ya no se pueden liberar.</w:t>
+        <w:t>Liberar el arreglo de punteros antes de liberar los objetos que contiene: se pierden las direcciones y ya no se pueden liberar.</w:t>
       </w:r>
     </w:p>
     <w:p>
@@ -6152,13 +5901,7 @@
         <w:rPr>
           <w:color w:val="000000"/>
         </w:rPr>
-        <w:t>El archivo catalogo.cpp tiene una clase Recurso y un arreglo de punteros a Recurso. Faltan las dos clases especializadas, y el listado no está mostrando la descripción propia</w:t>
-      </w:r>
-      <w:r>
-        <w:rPr>
-          <w:color w:val="000000"/>
-        </w:rPr>
-        <w:t xml:space="preserve"> de cada tipo.</w:t>
+        <w:t>El archivo catalogo.cpp tiene una clase Recurso y un arreglo de punteros a Recurso. Faltan las dos clases especializadas, y el listado no está mostrando la descripción propia de cada tipo.</w:t>
       </w:r>
     </w:p>
     <w:p>
@@ -6252,14 +5995,7 @@
           <w:sz w:val="19"/>
           <w:szCs w:val="19"/>
         </w:rPr>
-        <w:t>. Su d</w:t>
-      </w:r>
-      <w:r>
-        <w:rPr>
-          <w:sz w:val="19"/>
-          <w:szCs w:val="19"/>
-        </w:rPr>
-        <w:t>escripción debe devolver exactamente:  Equipo EQ-003 (12h)</w:t>
+        <w:t>. Su descripción debe devolver exactamente:  Equipo EQ-003 (12h)</w:t>
       </w:r>
     </w:p>
     <w:p>
@@ -6362,16 +6098,7 @@
           <w:sz w:val="19"/>
           <w:szCs w:val="19"/>
         </w:rPr>
-        <w:t>Hacer que cada objeto responda co</w:t>
-      </w:r>
-      <w:r>
-        <w:rPr>
-          <w:b/>
-          <w:bCs/>
-          <w:sz w:val="19"/>
-          <w:szCs w:val="19"/>
-        </w:rPr>
-        <w:t xml:space="preserve">n SU propia </w:t>
+        <w:t xml:space="preserve">Hacer que cada objeto responda con SU propia </w:t>
       </w:r>
       <w:proofErr w:type="gramStart"/>
       <w:r>
@@ -6437,14 +6164,7 @@
           <w:sz w:val="19"/>
           <w:szCs w:val="19"/>
         </w:rPr>
-        <w:t>La salida contiene las tres descripciones, cada una con su formato pro</w:t>
-      </w:r>
-      <w:r>
-        <w:rPr>
-          <w:sz w:val="19"/>
-          <w:szCs w:val="19"/>
-        </w:rPr>
-        <w:t>pio.</w:t>
+        <w:t>La salida contiene las tres descripciones, cada una con su formato propio.</w:t>
       </w:r>
     </w:p>
     <w:p>
@@ -6653,14 +6373,7 @@
           <w:sz w:val="19"/>
           <w:szCs w:val="19"/>
         </w:rPr>
-        <w:t>Olvidar la palabra virtual en</w:t>
-      </w:r>
-      <w:r>
-        <w:rPr>
-          <w:sz w:val="19"/>
-          <w:szCs w:val="19"/>
-        </w:rPr>
-        <w:t xml:space="preserve"> el método </w:t>
+        <w:t xml:space="preserve">Olvidar la palabra virtual en el método </w:t>
       </w:r>
       <w:proofErr w:type="spellStart"/>
       <w:proofErr w:type="gramStart"/>
@@ -6735,14 +6448,7 @@
           <w:sz w:val="19"/>
           <w:szCs w:val="19"/>
         </w:rPr>
-        <w:t>Escribir «Equipo EQ-003 (12 h)» con espacio, o «12hrs»: el texto debe</w:t>
-      </w:r>
-      <w:r>
-        <w:rPr>
-          <w:sz w:val="19"/>
-          <w:szCs w:val="19"/>
-        </w:rPr>
-        <w:t xml:space="preserve"> coincidir exacto.</w:t>
+        <w:t>Escribir «Equipo EQ-003 (12 h)» con espacio, o «12hrs»: el texto debe coincidir exacto.</w:t>
       </w:r>
     </w:p>
     <w:p>
@@ -6920,34 +6626,20 @@
         <w:rPr>
           <w:color w:val="000000"/>
         </w:rPr>
-        <w:t>El ar</w:t>
-      </w:r>
-      <w:r>
-        <w:rPr>
+        <w:t>El archivo fila.py implementa la fila de espera de un punto de atención mediante una lista enlazada simple. Cada nodo es una persona con su número de turno y su nombre. Los métodos llegar, cuantos y listar funcionan bien.</w:t>
+      </w:r>
+    </w:p>
+    <w:p>
+      <w:pPr>
+        <w:spacing w:after="120"/>
+      </w:pPr>
+      <w:r>
+        <w:rPr>
+          <w:b/>
+          <w:bCs/>
           <w:color w:val="000000"/>
         </w:rPr>
-        <w:t>chivo fila.py implementa la fila de espera de un punto de atención mediante una lista enlazada simple. Cada nodo es una persona con su número de turno y su nombre. Los métodos llegar, cuantos y listar funcionan bien.</w:t>
-      </w:r>
-    </w:p>
-    <w:p>
-      <w:pPr>
-        <w:spacing w:after="120"/>
-      </w:pPr>
-      <w:r>
-        <w:rPr>
-          <w:b/>
-          <w:bCs/>
-          <w:color w:val="000000"/>
-        </w:rPr>
-        <w:t>El defecto está en el método retirar. B</w:t>
-      </w:r>
-      <w:r>
-        <w:rPr>
-          <w:b/>
-          <w:bCs/>
-          <w:color w:val="000000"/>
-        </w:rPr>
-        <w:t>usque los comentarios que dicen «caso 1» y «caso 2».</w:t>
+        <w:t>El defecto está en el método retirar. Busque los comentarios que dicen «caso 1» y «caso 2».</w:t>
       </w:r>
     </w:p>
     <w:p>
@@ -7063,14 +6755,7 @@
           <w:sz w:val="19"/>
           <w:szCs w:val="19"/>
         </w:rPr>
-        <w:t>El nodo anterior debe pasar a apuntar al que sigue del que se el</w:t>
-      </w:r>
-      <w:r>
-        <w:rPr>
-          <w:sz w:val="19"/>
-          <w:szCs w:val="19"/>
-        </w:rPr>
-        <w:t>imina, saltándose el nodo retirado.</w:t>
+        <w:t>El nodo anterior debe pasar a apuntar al que sigue del que se elimina, saltándose el nodo retirado.</w:t>
       </w:r>
     </w:p>
     <w:p>
@@ -7139,14 +6824,7 @@
           <w:sz w:val="19"/>
           <w:szCs w:val="19"/>
         </w:rPr>
-        <w:t xml:space="preserve"> método debe seguir llamándose retirar y recibir </w:t>
-      </w:r>
-      <w:r>
-        <w:rPr>
-          <w:sz w:val="19"/>
-          <w:szCs w:val="19"/>
-        </w:rPr>
-        <w:t>un turno. El archivo de pruebas lo llama por su nombre. Tampoco modifique llegar, cuantos ni listar.</w:t>
+        <w:t xml:space="preserve"> método debe seguir llamándose retirar y recibir un turno. El archivo de pruebas lo llama por su nombre. Tampoco modifique llegar, cuantos ni listar.</w:t>
       </w:r>
     </w:p>
     <w:p>
@@ -7297,15 +6975,7 @@
           <w:sz w:val="15"/>
           <w:szCs w:val="15"/>
         </w:rPr>
-        <w:t>$ cd prueba_corte1/estudian</w:t>
-      </w:r>
-      <w:r>
-        <w:rPr>
-          <w:rFonts w:ascii="Consolas" w:eastAsia="Consolas" w:hAnsi="Consolas" w:cs="Consolas"/>
-          <w:sz w:val="15"/>
-          <w:szCs w:val="15"/>
-        </w:rPr>
-        <w:t>te/TCK-4423</w:t>
+        <w:t>$ cd prueba_corte1/estudiante/TCK-4423</w:t>
       </w:r>
     </w:p>
     <w:p>
@@ -7347,13 +7017,7 @@
         <w:rPr>
           <w:color w:val="000000"/>
         </w:rPr>
-        <w:t>Antes de tocar el código, dibuje en el espacio de abajo tres nodos enlazados y marque con una flecha cuál referencia debe cambiar en cada uno de los tres casos. Este ticket se resuelve más rápido dib</w:t>
-      </w:r>
-      <w:r>
-        <w:rPr>
-          <w:color w:val="000000"/>
-        </w:rPr>
-        <w:t>ujando que probando.</w:t>
+        <w:t>Antes de tocar el código, dibuje en el espacio de abajo tres nodos enlazados y marque con una flecha cuál referencia debe cambiar en cada uno de los tres casos. Este ticket se resuelve más rápido dibujando que probando.</w:t>
       </w:r>
     </w:p>
     <w:p>
@@ -7475,12 +7139,6 @@
         <w:gridCol w:w="1700"/>
       </w:tblGrid>
       <w:tr>
-        <w:tblPrEx>
-          <w:tblCellMar>
-            <w:top w:w="0" w:type="dxa"/>
-            <w:bottom w:w="0" w:type="dxa"/>
-          </w:tblCellMar>
-        </w:tblPrEx>
         <w:trPr>
           <w:tblHeader/>
         </w:trPr>
@@ -7656,12 +7314,6 @@
         </w:tc>
       </w:tr>
       <w:tr>
-        <w:tblPrEx>
-          <w:tblCellMar>
-            <w:top w:w="0" w:type="dxa"/>
-            <w:bottom w:w="0" w:type="dxa"/>
-          </w:tblCellMar>
-        </w:tblPrEx>
         <w:tc>
           <w:tcPr>
             <w:tcW w:w="1200" w:type="dxa"/>
@@ -7787,12 +7439,6 @@
         </w:tc>
       </w:tr>
       <w:tr>
-        <w:tblPrEx>
-          <w:tblCellMar>
-            <w:top w:w="0" w:type="dxa"/>
-            <w:bottom w:w="0" w:type="dxa"/>
-          </w:tblCellMar>
-        </w:tblPrEx>
         <w:tc>
           <w:tcPr>
             <w:tcW w:w="1200" w:type="dxa"/>
@@ -7917,12 +7563,6 @@
         </w:tc>
       </w:tr>
       <w:tr>
-        <w:tblPrEx>
-          <w:tblCellMar>
-            <w:top w:w="0" w:type="dxa"/>
-            <w:bottom w:w="0" w:type="dxa"/>
-          </w:tblCellMar>
-        </w:tblPrEx>
         <w:tc>
           <w:tcPr>
             <w:tcW w:w="1200" w:type="dxa"/>
@@ -8041,12 +7681,6 @@
         </w:tc>
       </w:tr>
       <w:tr>
-        <w:tblPrEx>
-          <w:tblCellMar>
-            <w:top w:w="0" w:type="dxa"/>
-            <w:bottom w:w="0" w:type="dxa"/>
-          </w:tblCellMar>
-        </w:tblPrEx>
         <w:tc>
           <w:tcPr>
             <w:tcW w:w="1200" w:type="dxa"/>
@@ -8171,12 +7805,6 @@
         </w:tc>
       </w:tr>
       <w:tr>
-        <w:tblPrEx>
-          <w:tblCellMar>
-            <w:top w:w="0" w:type="dxa"/>
-            <w:bottom w:w="0" w:type="dxa"/>
-          </w:tblCellMar>
-        </w:tblPrEx>
         <w:tc>
           <w:tcPr>
             <w:tcW w:w="1200" w:type="dxa"/>
@@ -8368,14 +7996,7 @@
           <w:sz w:val="19"/>
           <w:szCs w:val="19"/>
         </w:rPr>
-        <w:t>Respondió los seis fragmentos del TCK-4419, aunqu</w:t>
-      </w:r>
-      <w:r>
-        <w:rPr>
-          <w:sz w:val="19"/>
-          <w:szCs w:val="19"/>
-        </w:rPr>
-        <w:t>e no haya alcanzado los demás.</w:t>
+        <w:t>Respondió los seis fragmentos del TCK-4419, aunque no haya alcanzado los demás.</w:t>
       </w:r>
     </w:p>
     <w:p>
